--- a/docs/操作手冊.docx
+++ b/docs/操作手冊.docx
@@ -132,7 +132,7 @@
         </w:rPr>
         <w:t xml:space="preserve"> </w:t>
       </w:r>
-      <w:hyperlink w:history="1" r:id="rIdak4xj_0xdkrqtaw_6vvj9">
+      <w:hyperlink w:history="1" r:id="rIdq_3uruhd3qlkeguqgktfs">
         <w:r>
           <w:rPr>
             <w:rStyle w:val="Hyperlink"/>
@@ -2146,7 +2146,7 @@
             <w:pPr>
               <w:spacing w:after="0" w:line="276"/>
             </w:pPr>
-            <w:hyperlink w:history="1" r:id="rIdmnabikgwnrwaw02xw7e61">
+            <w:hyperlink w:history="1" r:id="rIddwy-okb9ict6ejphvnsi6">
               <w:r>
                 <w:rPr>
                   <w:rStyle w:val="Hyperlink"/>
@@ -2165,7 +2165,7 @@
               </w:rPr>
               <w:t xml:space="preserve"> （展示頁）、</w:t>
             </w:r>
-            <w:hyperlink w:history="1" r:id="rIduoqssf68h8czce9dklt2d">
+            <w:hyperlink w:history="1" r:id="rIdme-wezruxpajwnddzuaky">
               <w:r>
                 <w:rPr>
                   <w:rStyle w:val="Hyperlink"/>
@@ -2230,7 +2230,7 @@
             <w:pPr>
               <w:spacing w:after="0" w:line="276"/>
             </w:pPr>
-            <w:hyperlink w:history="1" r:id="rId2w1dsxwz9mabnu8jk27eb">
+            <w:hyperlink w:history="1" r:id="rId2pwmkxqafd_sf0nftftqu">
               <w:r>
                 <w:rPr>
                   <w:rStyle w:val="Hyperlink"/>
@@ -2655,7 +2655,7 @@
         </w:rPr>
         <w:t xml:space="preserve">☐ 儲存庫存取權：</w:t>
       </w:r>
-      <w:hyperlink w:history="1" r:id="rIdjjaxalogaqiq71opprpbi">
+      <w:hyperlink w:history="1" r:id="rIdvnz2flsj2vkuubo7jbkma">
         <w:r>
           <w:rPr>
             <w:rStyle w:val="Hyperlink"/>
@@ -3762,7 +3762,7 @@
         </w:rPr>
         <w:t xml:space="preserve">或直接用瀏覽器開 </w:t>
       </w:r>
-      <w:hyperlink w:history="1" r:id="rIdihw6jv0jbo1gbk6ly3emg">
+      <w:hyperlink w:history="1" r:id="rId8le0j86vl9mp494b_owio">
         <w:r>
           <w:rPr>
             <w:rStyle w:val="Hyperlink"/>
@@ -3996,7 +3996,7 @@
         </w:rPr>
         <w:t xml:space="preserve">瀏覽器開 </w:t>
       </w:r>
-      <w:hyperlink w:history="1" r:id="rIdoyezuxgkyf0axtctpbz-w">
+      <w:hyperlink w:history="1" r:id="rId90xzjuoinuibsflg_-qgm">
         <w:r>
           <w:rPr>
             <w:rStyle w:val="Hyperlink"/>
@@ -4272,7 +4272,948 @@
         <w:pStyle w:val="Heading2"/>
       </w:pPr>
       <w:r>
-        <w:t xml:space="preserve">6.3 批次測試</w:t>
+        <w:t xml:space="preserve">6.3 給前端／其他系統的串接重點</w:t>
+      </w:r>
+    </w:p>
+    <w:p>
+      <w:pPr>
+        <w:spacing w:after="120" w:line="300"/>
+      </w:pPr>
+      <w:r>
+        <w:rPr>
+          <w:rFonts w:ascii="Calibri" w:cs="Calibri" w:eastAsia="Microsoft JhengHei" w:hAnsi="Calibri"/>
+          <w:sz w:val="21"/>
+          <w:szCs w:val="21"/>
+        </w:rPr>
+        <w:t xml:space="preserve">本系統是</w:t>
+      </w:r>
+      <w:r>
+        <w:rPr>
+          <w:rFonts w:ascii="Calibri" w:cs="Calibri" w:eastAsia="Microsoft JhengHei" w:hAnsi="Calibri"/>
+          <w:b/>
+          <w:bCs/>
+          <w:sz w:val="21"/>
+          <w:szCs w:val="21"/>
+        </w:rPr>
+        <w:t xml:space="preserve">純後端</w:t>
+      </w:r>
+      <w:r>
+        <w:rPr>
+          <w:rFonts w:ascii="Calibri" w:cs="Calibri" w:eastAsia="Microsoft JhengHei" w:hAnsi="Calibri"/>
+          <w:sz w:val="21"/>
+          <w:szCs w:val="21"/>
+        </w:rPr>
+        <w:t xml:space="preserve">；前端由其他人開發，只需要呼叫上面的 </w:t>
+      </w:r>
+      <w:r>
+        <w:rPr>
+          <w:rFonts w:ascii="Consolas" w:cs="Consolas" w:eastAsia="Microsoft JhengHei" w:hAnsi="Consolas"/>
+          <w:sz w:val="19"/>
+          <w:szCs w:val="19"/>
+          <w:shd w:fill="F2F2F2" w:val="clear"/>
+        </w:rPr>
+        <w:t xml:space="preserve">POST /chat</w:t>
+      </w:r>
+      <w:r>
+        <w:rPr>
+          <w:rFonts w:ascii="Calibri" w:cs="Calibri" w:eastAsia="Microsoft JhengHei" w:hAnsi="Calibri"/>
+          <w:sz w:val="21"/>
+          <w:szCs w:val="21"/>
+        </w:rPr>
+        <w:t xml:space="preserve">。完整規格、JavaScript／ Python／PowerShell 範例與建議都在 </w:t>
+      </w:r>
+      <w:r>
+        <w:rPr>
+          <w:rFonts w:ascii="Calibri" w:cs="Calibri" w:eastAsia="Microsoft JhengHei" w:hAnsi="Calibri"/>
+          <w:b/>
+          <w:bCs/>
+          <w:sz w:val="21"/>
+          <w:szCs w:val="21"/>
+        </w:rPr>
+        <w:t xml:space="preserve">API.zh-Hant.md</w:t>
+      </w:r>
+      <w:r>
+        <w:rPr>
+          <w:rFonts w:ascii="Calibri" w:cs="Calibri" w:eastAsia="Microsoft JhengHei" w:hAnsi="Calibri"/>
+          <w:sz w:val="21"/>
+          <w:szCs w:val="21"/>
+        </w:rPr>
+        <w:t xml:space="preserve">（英文版 </w:t>
+      </w:r>
+      <w:r>
+        <w:rPr>
+          <w:rFonts w:ascii="Calibri" w:cs="Calibri" w:eastAsia="Microsoft JhengHei" w:hAnsi="Calibri"/>
+          <w:b/>
+          <w:bCs/>
+          <w:sz w:val="21"/>
+          <w:szCs w:val="21"/>
+        </w:rPr>
+        <w:t xml:space="preserve">API.md</w:t>
+      </w:r>
+      <w:r>
+        <w:rPr>
+          <w:rFonts w:ascii="Calibri" w:cs="Calibri" w:eastAsia="Microsoft JhengHei" w:hAnsi="Calibri"/>
+          <w:sz w:val="21"/>
+          <w:szCs w:val="21"/>
+        </w:rPr>
+        <w:t xml:space="preserve">）。 最重要的幾點：</w:t>
+      </w:r>
+    </w:p>
+    <w:tbl>
+      <w:tblPr>
+        <w:tblW w:type="dxa" w:w="9026"/>
+        <w:tblBorders>
+          <w:top w:val="single" w:color="auto" w:sz="4"/>
+          <w:left w:val="single" w:color="auto" w:sz="4"/>
+          <w:bottom w:val="single" w:color="auto" w:sz="4"/>
+          <w:right w:val="single" w:color="auto" w:sz="4"/>
+          <w:insideH w:val="single" w:color="auto" w:sz="4"/>
+          <w:insideV w:val="single" w:color="auto" w:sz="4"/>
+        </w:tblBorders>
+      </w:tblPr>
+      <w:tblGrid>
+        <w:gridCol w:w="3069"/>
+        <w:gridCol w:w="5957"/>
+      </w:tblGrid>
+      <w:tr>
+        <w:trPr>
+          <w:cantSplit/>
+          <w:tblHeader/>
+        </w:trPr>
+        <w:tc>
+          <w:tcPr>
+            <w:tcW w:type="dxa" w:w="3069"/>
+            <w:shd w:fill="D9E2F3" w:val="clear"/>
+            <w:tcMar>
+              <w:top w:type="dxa" w:w="60"/>
+              <w:left w:type="dxa" w:w="100"/>
+              <w:bottom w:type="dxa" w:w="60"/>
+              <w:right w:type="dxa" w:w="100"/>
+            </w:tcMar>
+          </w:tcPr>
+          <w:p>
+            <w:pPr>
+              <w:spacing w:after="0" w:line="276"/>
+            </w:pPr>
+            <w:r>
+              <w:rPr>
+                <w:rFonts w:ascii="Calibri" w:cs="Calibri" w:eastAsia="Microsoft JhengHei" w:hAnsi="Calibri"/>
+                <w:b/>
+                <w:bCs/>
+                <w:sz w:val="21"/>
+                <w:szCs w:val="21"/>
+              </w:rPr>
+              <w:t xml:space="preserve">項目</w:t>
+            </w:r>
+          </w:p>
+        </w:tc>
+        <w:tc>
+          <w:tcPr>
+            <w:tcW w:type="dxa" w:w="5957"/>
+            <w:shd w:fill="D9E2F3" w:val="clear"/>
+            <w:tcMar>
+              <w:top w:type="dxa" w:w="60"/>
+              <w:left w:type="dxa" w:w="100"/>
+              <w:bottom w:type="dxa" w:w="60"/>
+              <w:right w:type="dxa" w:w="100"/>
+            </w:tcMar>
+          </w:tcPr>
+          <w:p>
+            <w:pPr>
+              <w:spacing w:after="0" w:line="276"/>
+            </w:pPr>
+            <w:r>
+              <w:rPr>
+                <w:rFonts w:ascii="Calibri" w:cs="Calibri" w:eastAsia="Microsoft JhengHei" w:hAnsi="Calibri"/>
+                <w:b/>
+                <w:bCs/>
+                <w:sz w:val="21"/>
+                <w:szCs w:val="21"/>
+              </w:rPr>
+              <w:t xml:space="preserve">說明</w:t>
+            </w:r>
+          </w:p>
+        </w:tc>
+      </w:tr>
+      <w:tr>
+        <w:trPr>
+          <w:cantSplit/>
+          <w:tblHeader w:val="false"/>
+        </w:trPr>
+        <w:tc>
+          <w:tcPr>
+            <w:tcW w:type="dxa" w:w="3069"/>
+            <w:tcMar>
+              <w:top w:type="dxa" w:w="60"/>
+              <w:left w:type="dxa" w:w="100"/>
+              <w:bottom w:type="dxa" w:w="60"/>
+              <w:right w:type="dxa" w:w="100"/>
+            </w:tcMar>
+          </w:tcPr>
+          <w:p>
+            <w:pPr>
+              <w:spacing w:after="0" w:line="276"/>
+            </w:pPr>
+            <w:r>
+              <w:rPr>
+                <w:rFonts w:ascii="Calibri" w:cs="Calibri" w:eastAsia="Microsoft JhengHei" w:hAnsi="Calibri"/>
+                <w:sz w:val="21"/>
+                <w:szCs w:val="21"/>
+              </w:rPr>
+              <w:t xml:space="preserve">請求</w:t>
+            </w:r>
+          </w:p>
+        </w:tc>
+        <w:tc>
+          <w:tcPr>
+            <w:tcW w:type="dxa" w:w="5957"/>
+            <w:tcMar>
+              <w:top w:type="dxa" w:w="60"/>
+              <w:left w:type="dxa" w:w="100"/>
+              <w:bottom w:type="dxa" w:w="60"/>
+              <w:right w:type="dxa" w:w="100"/>
+            </w:tcMar>
+          </w:tcPr>
+          <w:p>
+            <w:pPr>
+              <w:spacing w:after="0" w:line="276"/>
+            </w:pPr>
+            <w:r>
+              <w:rPr>
+                <w:rFonts w:ascii="Consolas" w:cs="Consolas" w:eastAsia="Microsoft JhengHei" w:hAnsi="Consolas"/>
+                <w:sz w:val="19"/>
+                <w:szCs w:val="19"/>
+                <w:shd w:fill="F2F2F2" w:val="clear"/>
+              </w:rPr>
+              <w:t xml:space="preserve">POST /chat</w:t>
+            </w:r>
+            <w:r>
+              <w:rPr>
+                <w:rFonts w:ascii="Calibri" w:cs="Calibri" w:eastAsia="Microsoft JhengHei" w:hAnsi="Calibri"/>
+                <w:sz w:val="21"/>
+                <w:szCs w:val="21"/>
+              </w:rPr>
+              <w:t xml:space="preserve">，JSON </w:t>
+            </w:r>
+            <w:r>
+              <w:rPr>
+                <w:rFonts w:ascii="Consolas" w:cs="Consolas" w:eastAsia="Microsoft JhengHei" w:hAnsi="Consolas"/>
+                <w:sz w:val="19"/>
+                <w:szCs w:val="19"/>
+                <w:shd w:fill="F2F2F2" w:val="clear"/>
+              </w:rPr>
+              <w:t xml:space="preserve">{"prompt": "問題", "language": "tc"}</w:t>
+            </w:r>
+            <w:r>
+              <w:rPr>
+                <w:rFonts w:ascii="Calibri" w:cs="Calibri" w:eastAsia="Microsoft JhengHei" w:hAnsi="Calibri"/>
+                <w:sz w:val="21"/>
+                <w:szCs w:val="21"/>
+              </w:rPr>
+              <w:t xml:space="preserve">；</w:t>
+            </w:r>
+            <w:r>
+              <w:rPr>
+                <w:rFonts w:ascii="Consolas" w:cs="Consolas" w:eastAsia="Microsoft JhengHei" w:hAnsi="Consolas"/>
+                <w:sz w:val="19"/>
+                <w:szCs w:val="19"/>
+                <w:shd w:fill="F2F2F2" w:val="clear"/>
+              </w:rPr>
+              <w:t xml:space="preserve">language</w:t>
+            </w:r>
+            <w:r>
+              <w:rPr>
+                <w:rFonts w:ascii="Calibri" w:cs="Calibri" w:eastAsia="Microsoft JhengHei" w:hAnsi="Calibri"/>
+                <w:sz w:val="21"/>
+                <w:szCs w:val="21"/>
+              </w:rPr>
+              <w:t xml:space="preserve"> 可為 </w:t>
+            </w:r>
+            <w:r>
+              <w:rPr>
+                <w:rFonts w:ascii="Consolas" w:cs="Consolas" w:eastAsia="Microsoft JhengHei" w:hAnsi="Consolas"/>
+                <w:sz w:val="19"/>
+                <w:szCs w:val="19"/>
+                <w:shd w:fill="F2F2F2" w:val="clear"/>
+              </w:rPr>
+              <w:t xml:space="preserve">en</w:t>
+            </w:r>
+            <w:r>
+              <w:rPr>
+                <w:rFonts w:ascii="Calibri" w:cs="Calibri" w:eastAsia="Microsoft JhengHei" w:hAnsi="Calibri"/>
+                <w:sz w:val="21"/>
+                <w:szCs w:val="21"/>
+              </w:rPr>
+              <w:t xml:space="preserve"> / </w:t>
+            </w:r>
+            <w:r>
+              <w:rPr>
+                <w:rFonts w:ascii="Consolas" w:cs="Consolas" w:eastAsia="Microsoft JhengHei" w:hAnsi="Consolas"/>
+                <w:sz w:val="19"/>
+                <w:szCs w:val="19"/>
+                <w:shd w:fill="F2F2F2" w:val="clear"/>
+              </w:rPr>
+              <w:t xml:space="preserve">jp</w:t>
+            </w:r>
+            <w:r>
+              <w:rPr>
+                <w:rFonts w:ascii="Calibri" w:cs="Calibri" w:eastAsia="Microsoft JhengHei" w:hAnsi="Calibri"/>
+                <w:sz w:val="21"/>
+                <w:szCs w:val="21"/>
+              </w:rPr>
+              <w:t xml:space="preserve"> / </w:t>
+            </w:r>
+            <w:r>
+              <w:rPr>
+                <w:rFonts w:ascii="Consolas" w:cs="Consolas" w:eastAsia="Microsoft JhengHei" w:hAnsi="Consolas"/>
+                <w:sz w:val="19"/>
+                <w:szCs w:val="19"/>
+                <w:shd w:fill="F2F2F2" w:val="clear"/>
+              </w:rPr>
+              <w:t xml:space="preserve">tc</w:t>
+            </w:r>
+            <w:r>
+              <w:rPr>
+                <w:rFonts w:ascii="Calibri" w:cs="Calibri" w:eastAsia="Microsoft JhengHei" w:hAnsi="Calibri"/>
+                <w:sz w:val="21"/>
+                <w:szCs w:val="21"/>
+              </w:rPr>
+              <w:t xml:space="preserve"> / </w:t>
+            </w:r>
+            <w:r>
+              <w:rPr>
+                <w:rFonts w:ascii="Consolas" w:cs="Consolas" w:eastAsia="Microsoft JhengHei" w:hAnsi="Consolas"/>
+                <w:sz w:val="19"/>
+                <w:szCs w:val="19"/>
+                <w:shd w:fill="F2F2F2" w:val="clear"/>
+              </w:rPr>
+              <w:t xml:space="preserve">sc</w:t>
+            </w:r>
+            <w:r>
+              <w:rPr>
+                <w:rFonts w:ascii="Calibri" w:cs="Calibri" w:eastAsia="Microsoft JhengHei" w:hAnsi="Calibri"/>
+                <w:sz w:val="21"/>
+                <w:szCs w:val="21"/>
+              </w:rPr>
+              <w:t xml:space="preserve">，省略時為 </w:t>
+            </w:r>
+            <w:r>
+              <w:rPr>
+                <w:rFonts w:ascii="Consolas" w:cs="Consolas" w:eastAsia="Microsoft JhengHei" w:hAnsi="Consolas"/>
+                <w:sz w:val="19"/>
+                <w:szCs w:val="19"/>
+                <w:shd w:fill="F2F2F2" w:val="clear"/>
+              </w:rPr>
+              <w:t xml:space="preserve">tc</w:t>
+            </w:r>
+          </w:p>
+        </w:tc>
+      </w:tr>
+      <w:tr>
+        <w:trPr>
+          <w:cantSplit/>
+          <w:tblHeader w:val="false"/>
+        </w:trPr>
+        <w:tc>
+          <w:tcPr>
+            <w:tcW w:type="dxa" w:w="3069"/>
+            <w:tcMar>
+              <w:top w:type="dxa" w:w="60"/>
+              <w:left w:type="dxa" w:w="100"/>
+              <w:bottom w:type="dxa" w:w="60"/>
+              <w:right w:type="dxa" w:w="100"/>
+            </w:tcMar>
+          </w:tcPr>
+          <w:p>
+            <w:pPr>
+              <w:spacing w:after="0" w:line="276"/>
+            </w:pPr>
+            <w:r>
+              <w:rPr>
+                <w:rFonts w:ascii="Calibri" w:cs="Calibri" w:eastAsia="Microsoft JhengHei" w:hAnsi="Calibri"/>
+                <w:sz w:val="21"/>
+                <w:szCs w:val="21"/>
+              </w:rPr>
+              <w:t xml:space="preserve">回應</w:t>
+            </w:r>
+          </w:p>
+        </w:tc>
+        <w:tc>
+          <w:tcPr>
+            <w:tcW w:type="dxa" w:w="5957"/>
+            <w:tcMar>
+              <w:top w:type="dxa" w:w="60"/>
+              <w:left w:type="dxa" w:w="100"/>
+              <w:bottom w:type="dxa" w:w="60"/>
+              <w:right w:type="dxa" w:w="100"/>
+            </w:tcMar>
+          </w:tcPr>
+          <w:p>
+            <w:pPr>
+              <w:spacing w:after="0" w:line="276"/>
+            </w:pPr>
+            <w:r>
+              <w:rPr>
+                <w:rFonts w:ascii="Calibri" w:cs="Calibri" w:eastAsia="Microsoft JhengHei" w:hAnsi="Calibri"/>
+                <w:sz w:val="21"/>
+                <w:szCs w:val="21"/>
+              </w:rPr>
+              <w:t xml:space="preserve">JSON：</w:t>
+            </w:r>
+            <w:r>
+              <w:rPr>
+                <w:rFonts w:ascii="Consolas" w:cs="Consolas" w:eastAsia="Microsoft JhengHei" w:hAnsi="Consolas"/>
+                <w:sz w:val="19"/>
+                <w:szCs w:val="19"/>
+                <w:shd w:fill="F2F2F2" w:val="clear"/>
+              </w:rPr>
+              <w:t xml:space="preserve">response</w:t>
+            </w:r>
+            <w:r>
+              <w:rPr>
+                <w:rFonts w:ascii="Calibri" w:cs="Calibri" w:eastAsia="Microsoft JhengHei" w:hAnsi="Calibri"/>
+                <w:sz w:val="21"/>
+                <w:szCs w:val="21"/>
+              </w:rPr>
+              <w:t xml:space="preserve">（Markdown 答覆，前端自行渲染）、</w:t>
+            </w:r>
+            <w:r>
+              <w:rPr>
+                <w:rFonts w:ascii="Consolas" w:cs="Consolas" w:eastAsia="Microsoft JhengHei" w:hAnsi="Consolas"/>
+                <w:sz w:val="19"/>
+                <w:szCs w:val="19"/>
+                <w:shd w:fill="F2F2F2" w:val="clear"/>
+              </w:rPr>
+              <w:t xml:space="preserve">sources</w:t>
+            </w:r>
+            <w:r>
+              <w:rPr>
+                <w:rFonts w:ascii="Calibri" w:cs="Calibri" w:eastAsia="Microsoft JhengHei" w:hAnsi="Calibri"/>
+                <w:sz w:val="21"/>
+                <w:szCs w:val="21"/>
+              </w:rPr>
+              <w:t xml:space="preserve">（引用頁碼）、</w:t>
+            </w:r>
+            <w:r>
+              <w:rPr>
+                <w:rFonts w:ascii="Consolas" w:cs="Consolas" w:eastAsia="Microsoft JhengHei" w:hAnsi="Consolas"/>
+                <w:sz w:val="19"/>
+                <w:szCs w:val="19"/>
+                <w:shd w:fill="F2F2F2" w:val="clear"/>
+              </w:rPr>
+              <w:t xml:space="preserve">trace</w:t>
+            </w:r>
+            <w:r>
+              <w:rPr>
+                <w:rFonts w:ascii="Calibri" w:cs="Calibri" w:eastAsia="Microsoft JhengHei" w:hAnsi="Calibri"/>
+                <w:sz w:val="21"/>
+                <w:szCs w:val="21"/>
+              </w:rPr>
+              <w:t xml:space="preserve">（除錯用）、</w:t>
+            </w:r>
+            <w:r>
+              <w:rPr>
+                <w:rFonts w:ascii="Consolas" w:cs="Consolas" w:eastAsia="Microsoft JhengHei" w:hAnsi="Consolas"/>
+                <w:sz w:val="19"/>
+                <w:szCs w:val="19"/>
+                <w:shd w:fill="F2F2F2" w:val="clear"/>
+              </w:rPr>
+              <w:t xml:space="preserve">metrics</w:t>
+            </w:r>
+            <w:r>
+              <w:rPr>
+                <w:rFonts w:ascii="Calibri" w:cs="Calibri" w:eastAsia="Microsoft JhengHei" w:hAnsi="Calibri"/>
+                <w:sz w:val="21"/>
+                <w:szCs w:val="21"/>
+              </w:rPr>
+              <w:t xml:space="preserve">（耗時）</w:t>
+            </w:r>
+          </w:p>
+        </w:tc>
+      </w:tr>
+      <w:tr>
+        <w:trPr>
+          <w:cantSplit/>
+          <w:tblHeader w:val="false"/>
+        </w:trPr>
+        <w:tc>
+          <w:tcPr>
+            <w:tcW w:type="dxa" w:w="3069"/>
+            <w:tcMar>
+              <w:top w:type="dxa" w:w="60"/>
+              <w:left w:type="dxa" w:w="100"/>
+              <w:bottom w:type="dxa" w:w="60"/>
+              <w:right w:type="dxa" w:w="100"/>
+            </w:tcMar>
+          </w:tcPr>
+          <w:p>
+            <w:pPr>
+              <w:spacing w:after="0" w:line="276"/>
+            </w:pPr>
+            <w:r>
+              <w:rPr>
+                <w:rFonts w:ascii="Calibri" w:cs="Calibri" w:eastAsia="Microsoft JhengHei" w:hAnsi="Calibri"/>
+                <w:sz w:val="21"/>
+                <w:szCs w:val="21"/>
+              </w:rPr>
+              <w:t xml:space="preserve">耗時</w:t>
+            </w:r>
+          </w:p>
+        </w:tc>
+        <w:tc>
+          <w:tcPr>
+            <w:tcW w:type="dxa" w:w="5957"/>
+            <w:tcMar>
+              <w:top w:type="dxa" w:w="60"/>
+              <w:left w:type="dxa" w:w="100"/>
+              <w:bottom w:type="dxa" w:w="60"/>
+              <w:right w:type="dxa" w:w="100"/>
+            </w:tcMar>
+          </w:tcPr>
+          <w:p>
+            <w:pPr>
+              <w:spacing w:after="0" w:line="276"/>
+            </w:pPr>
+            <w:r>
+              <w:rPr>
+                <w:rFonts w:ascii="Calibri" w:cs="Calibri" w:eastAsia="Microsoft JhengHei" w:hAnsi="Calibri"/>
+                <w:sz w:val="21"/>
+                <w:szCs w:val="21"/>
+              </w:rPr>
+              <w:t xml:space="preserve">每題 30–120 秒，沒有串流；用戶端逾時請設 10 分鐘以上，並顯示「思考中」</w:t>
+            </w:r>
+          </w:p>
+        </w:tc>
+      </w:tr>
+      <w:tr>
+        <w:trPr>
+          <w:cantSplit/>
+          <w:tblHeader w:val="false"/>
+        </w:trPr>
+        <w:tc>
+          <w:tcPr>
+            <w:tcW w:type="dxa" w:w="3069"/>
+            <w:tcMar>
+              <w:top w:type="dxa" w:w="60"/>
+              <w:left w:type="dxa" w:w="100"/>
+              <w:bottom w:type="dxa" w:w="60"/>
+              <w:right w:type="dxa" w:w="100"/>
+            </w:tcMar>
+          </w:tcPr>
+          <w:p>
+            <w:pPr>
+              <w:spacing w:after="0" w:line="276"/>
+            </w:pPr>
+            <w:r>
+              <w:rPr>
+                <w:rFonts w:ascii="Calibri" w:cs="Calibri" w:eastAsia="Microsoft JhengHei" w:hAnsi="Calibri"/>
+                <w:sz w:val="21"/>
+                <w:szCs w:val="21"/>
+              </w:rPr>
+              <w:t xml:space="preserve">錯誤</w:t>
+            </w:r>
+          </w:p>
+        </w:tc>
+        <w:tc>
+          <w:tcPr>
+            <w:tcW w:type="dxa" w:w="5957"/>
+            <w:tcMar>
+              <w:top w:type="dxa" w:w="60"/>
+              <w:left w:type="dxa" w:w="100"/>
+              <w:bottom w:type="dxa" w:w="60"/>
+              <w:right w:type="dxa" w:w="100"/>
+            </w:tcMar>
+          </w:tcPr>
+          <w:p>
+            <w:pPr>
+              <w:spacing w:after="0" w:line="276"/>
+            </w:pPr>
+            <w:r>
+              <w:rPr>
+                <w:rFonts w:ascii="Consolas" w:cs="Consolas" w:eastAsia="Microsoft JhengHei" w:hAnsi="Consolas"/>
+                <w:sz w:val="19"/>
+                <w:szCs w:val="19"/>
+                <w:shd w:fill="F2F2F2" w:val="clear"/>
+              </w:rPr>
+              <w:t xml:space="preserve">422</w:t>
+            </w:r>
+            <w:r>
+              <w:rPr>
+                <w:rFonts w:ascii="Calibri" w:cs="Calibri" w:eastAsia="Microsoft JhengHei" w:hAnsi="Calibri"/>
+                <w:sz w:val="21"/>
+                <w:szCs w:val="21"/>
+              </w:rPr>
+              <w:t xml:space="preserve"> 請求格式錯；</w:t>
+            </w:r>
+            <w:r>
+              <w:rPr>
+                <w:rFonts w:ascii="Consolas" w:cs="Consolas" w:eastAsia="Microsoft JhengHei" w:hAnsi="Consolas"/>
+                <w:sz w:val="19"/>
+                <w:szCs w:val="19"/>
+                <w:shd w:fill="F2F2F2" w:val="clear"/>
+              </w:rPr>
+              <w:t xml:space="preserve">500</w:t>
+            </w:r>
+            <w:r>
+              <w:rPr>
+                <w:rFonts w:ascii="Calibri" w:cs="Calibri" w:eastAsia="Microsoft JhengHei" w:hAnsi="Calibri"/>
+                <w:sz w:val="21"/>
+                <w:szCs w:val="21"/>
+              </w:rPr>
+              <w:t xml:space="preserve"> 模型或資料庫故障（重試或找維運人員跑 </w:t>
+            </w:r>
+            <w:r>
+              <w:rPr>
+                <w:rFonts w:ascii="Consolas" w:cs="Consolas" w:eastAsia="Microsoft JhengHei" w:hAnsi="Consolas"/>
+                <w:sz w:val="19"/>
+                <w:szCs w:val="19"/>
+                <w:shd w:fill="F2F2F2" w:val="clear"/>
+              </w:rPr>
+              <w:t xml:space="preserve">doctor.py</w:t>
+            </w:r>
+            <w:r>
+              <w:rPr>
+                <w:rFonts w:ascii="Calibri" w:cs="Calibri" w:eastAsia="Microsoft JhengHei" w:hAnsi="Calibri"/>
+                <w:sz w:val="21"/>
+                <w:szCs w:val="21"/>
+              </w:rPr>
+              <w:t xml:space="preserve">）</w:t>
+            </w:r>
+          </w:p>
+        </w:tc>
+      </w:tr>
+      <w:tr>
+        <w:trPr>
+          <w:cantSplit/>
+          <w:tblHeader w:val="false"/>
+        </w:trPr>
+        <w:tc>
+          <w:tcPr>
+            <w:tcW w:type="dxa" w:w="3069"/>
+            <w:tcMar>
+              <w:top w:type="dxa" w:w="60"/>
+              <w:left w:type="dxa" w:w="100"/>
+              <w:bottom w:type="dxa" w:w="60"/>
+              <w:right w:type="dxa" w:w="100"/>
+            </w:tcMar>
+          </w:tcPr>
+          <w:p>
+            <w:pPr>
+              <w:spacing w:after="0" w:line="276"/>
+            </w:pPr>
+            <w:r>
+              <w:rPr>
+                <w:rFonts w:ascii="Calibri" w:cs="Calibri" w:eastAsia="Microsoft JhengHei" w:hAnsi="Calibri"/>
+                <w:sz w:val="21"/>
+                <w:szCs w:val="21"/>
+              </w:rPr>
+              <w:t xml:space="preserve">跨來源（CORS）</w:t>
+            </w:r>
+          </w:p>
+        </w:tc>
+        <w:tc>
+          <w:tcPr>
+            <w:tcW w:type="dxa" w:w="5957"/>
+            <w:tcMar>
+              <w:top w:type="dxa" w:w="60"/>
+              <w:left w:type="dxa" w:w="100"/>
+              <w:bottom w:type="dxa" w:w="60"/>
+              <w:right w:type="dxa" w:w="100"/>
+            </w:tcMar>
+          </w:tcPr>
+          <w:p>
+            <w:pPr>
+              <w:spacing w:after="0" w:line="276"/>
+            </w:pPr>
+            <w:r>
+              <w:rPr>
+                <w:rFonts w:ascii="Calibri" w:cs="Calibri" w:eastAsia="Microsoft JhengHei" w:hAnsi="Calibri"/>
+                <w:sz w:val="21"/>
+                <w:szCs w:val="21"/>
+              </w:rPr>
+              <w:t xml:space="preserve">預設允許所有來源；正式環境在 </w:t>
+            </w:r>
+            <w:r>
+              <w:rPr>
+                <w:rFonts w:ascii="Consolas" w:cs="Consolas" w:eastAsia="Microsoft JhengHei" w:hAnsi="Consolas"/>
+                <w:sz w:val="19"/>
+                <w:szCs w:val="19"/>
+                <w:shd w:fill="F2F2F2" w:val="clear"/>
+              </w:rPr>
+              <w:t xml:space="preserve">.env</w:t>
+            </w:r>
+            <w:r>
+              <w:rPr>
+                <w:rFonts w:ascii="Calibri" w:cs="Calibri" w:eastAsia="Microsoft JhengHei" w:hAnsi="Calibri"/>
+                <w:sz w:val="21"/>
+                <w:szCs w:val="21"/>
+              </w:rPr>
+              <w:t xml:space="preserve"> 設 </w:t>
+            </w:r>
+            <w:r>
+              <w:rPr>
+                <w:rFonts w:ascii="Consolas" w:cs="Consolas" w:eastAsia="Microsoft JhengHei" w:hAnsi="Consolas"/>
+                <w:sz w:val="19"/>
+                <w:szCs w:val="19"/>
+                <w:shd w:fill="F2F2F2" w:val="clear"/>
+              </w:rPr>
+              <w:t xml:space="preserve">CORS_ALLOW_ORIGINS=http://前端來源</w:t>
+            </w:r>
+            <w:r>
+              <w:rPr>
+                <w:rFonts w:ascii="Calibri" w:cs="Calibri" w:eastAsia="Microsoft JhengHei" w:hAnsi="Calibri"/>
+                <w:sz w:val="21"/>
+                <w:szCs w:val="21"/>
+              </w:rPr>
+              <w:t xml:space="preserve">，重啟後端</w:t>
+            </w:r>
+          </w:p>
+        </w:tc>
+      </w:tr>
+      <w:tr>
+        <w:trPr>
+          <w:cantSplit/>
+          <w:tblHeader w:val="false"/>
+        </w:trPr>
+        <w:tc>
+          <w:tcPr>
+            <w:tcW w:type="dxa" w:w="3069"/>
+            <w:tcMar>
+              <w:top w:type="dxa" w:w="60"/>
+              <w:left w:type="dxa" w:w="100"/>
+              <w:bottom w:type="dxa" w:w="60"/>
+              <w:right w:type="dxa" w:w="100"/>
+            </w:tcMar>
+          </w:tcPr>
+          <w:p>
+            <w:pPr>
+              <w:spacing w:after="0" w:line="276"/>
+            </w:pPr>
+            <w:r>
+              <w:rPr>
+                <w:rFonts w:ascii="Calibri" w:cs="Calibri" w:eastAsia="Microsoft JhengHei" w:hAnsi="Calibri"/>
+                <w:sz w:val="21"/>
+                <w:szCs w:val="21"/>
+              </w:rPr>
+              <w:t xml:space="preserve">圖片連結</w:t>
+            </w:r>
+          </w:p>
+        </w:tc>
+        <w:tc>
+          <w:tcPr>
+            <w:tcW w:type="dxa" w:w="5957"/>
+            <w:tcMar>
+              <w:top w:type="dxa" w:w="60"/>
+              <w:left w:type="dxa" w:w="100"/>
+              <w:bottom w:type="dxa" w:w="60"/>
+              <w:right w:type="dxa" w:w="100"/>
+            </w:tcMar>
+          </w:tcPr>
+          <w:p>
+            <w:pPr>
+              <w:spacing w:after="0" w:line="276"/>
+            </w:pPr>
+            <w:r>
+              <w:rPr>
+                <w:rFonts w:ascii="Calibri" w:cs="Calibri" w:eastAsia="Microsoft JhengHei" w:hAnsi="Calibri"/>
+                <w:sz w:val="21"/>
+                <w:szCs w:val="21"/>
+              </w:rPr>
+              <w:t xml:space="preserve">答覆中的圖片是 </w:t>
+            </w:r>
+            <w:r>
+              <w:rPr>
+                <w:rFonts w:ascii="Consolas" w:cs="Consolas" w:eastAsia="Microsoft JhengHei" w:hAnsi="Consolas"/>
+                <w:sz w:val="19"/>
+                <w:szCs w:val="19"/>
+                <w:shd w:fill="F2F2F2" w:val="clear"/>
+              </w:rPr>
+              <w:t xml:space="preserve">/static/HIWIN/...</w:t>
+            </w:r>
+            <w:r>
+              <w:rPr>
+                <w:rFonts w:ascii="Calibri" w:cs="Calibri" w:eastAsia="Microsoft JhengHei" w:hAnsi="Calibri"/>
+                <w:sz w:val="21"/>
+                <w:szCs w:val="21"/>
+              </w:rPr>
+              <w:t xml:space="preserve"> 相對路徑。前端在別的主機時，在 </w:t>
+            </w:r>
+            <w:r>
+              <w:rPr>
+                <w:rFonts w:ascii="Consolas" w:cs="Consolas" w:eastAsia="Microsoft JhengHei" w:hAnsi="Consolas"/>
+                <w:sz w:val="19"/>
+                <w:szCs w:val="19"/>
+                <w:shd w:fill="F2F2F2" w:val="clear"/>
+              </w:rPr>
+              <w:t xml:space="preserve">.env</w:t>
+            </w:r>
+            <w:r>
+              <w:rPr>
+                <w:rFonts w:ascii="Calibri" w:cs="Calibri" w:eastAsia="Microsoft JhengHei" w:hAnsi="Calibri"/>
+                <w:sz w:val="21"/>
+                <w:szCs w:val="21"/>
+              </w:rPr>
+              <w:t xml:space="preserve"> 設 </w:t>
+            </w:r>
+            <w:r>
+              <w:rPr>
+                <w:rFonts w:ascii="Consolas" w:cs="Consolas" w:eastAsia="Microsoft JhengHei" w:hAnsi="Consolas"/>
+                <w:sz w:val="19"/>
+                <w:szCs w:val="19"/>
+                <w:shd w:fill="F2F2F2" w:val="clear"/>
+              </w:rPr>
+              <w:t xml:space="preserve">PUBLIC_BASE_URL=http://本機IP:8079</w:t>
+            </w:r>
+            <w:r>
+              <w:rPr>
+                <w:rFonts w:ascii="Calibri" w:cs="Calibri" w:eastAsia="Microsoft JhengHei" w:hAnsi="Calibri"/>
+                <w:sz w:val="21"/>
+                <w:szCs w:val="21"/>
+              </w:rPr>
+              <w:t xml:space="preserve"> 讓後端改成絕對網址（重啟後端），或在前端自行加前綴</w:t>
+            </w:r>
+          </w:p>
+        </w:tc>
+      </w:tr>
+      <w:tr>
+        <w:trPr>
+          <w:cantSplit/>
+          <w:tblHeader w:val="false"/>
+        </w:trPr>
+        <w:tc>
+          <w:tcPr>
+            <w:tcW w:type="dxa" w:w="3069"/>
+            <w:tcMar>
+              <w:top w:type="dxa" w:w="60"/>
+              <w:left w:type="dxa" w:w="100"/>
+              <w:bottom w:type="dxa" w:w="60"/>
+              <w:right w:type="dxa" w:w="100"/>
+            </w:tcMar>
+          </w:tcPr>
+          <w:p>
+            <w:pPr>
+              <w:spacing w:after="0" w:line="276"/>
+            </w:pPr>
+            <w:r>
+              <w:rPr>
+                <w:rFonts w:ascii="Calibri" w:cs="Calibri" w:eastAsia="Microsoft JhengHei" w:hAnsi="Calibri"/>
+                <w:sz w:val="21"/>
+                <w:szCs w:val="21"/>
+              </w:rPr>
+              <w:t xml:space="preserve">安全</w:t>
+            </w:r>
+          </w:p>
+        </w:tc>
+        <w:tc>
+          <w:tcPr>
+            <w:tcW w:type="dxa" w:w="5957"/>
+            <w:tcMar>
+              <w:top w:type="dxa" w:w="60"/>
+              <w:left w:type="dxa" w:w="100"/>
+              <w:bottom w:type="dxa" w:w="60"/>
+              <w:right w:type="dxa" w:w="100"/>
+            </w:tcMar>
+          </w:tcPr>
+          <w:p>
+            <w:pPr>
+              <w:spacing w:after="0" w:line="276"/>
+            </w:pPr>
+            <w:r>
+              <w:rPr>
+                <w:rFonts w:ascii="Calibri" w:cs="Calibri" w:eastAsia="Microsoft JhengHei" w:hAnsi="Calibri"/>
+                <w:sz w:val="21"/>
+                <w:szCs w:val="21"/>
+              </w:rPr>
+              <w:t xml:space="preserve">沒有驗證與流量限制；不要直接開放到網際網路</w:t>
+            </w:r>
+          </w:p>
+        </w:tc>
+      </w:tr>
+      <w:tr>
+        <w:trPr>
+          <w:cantSplit/>
+          <w:tblHeader w:val="false"/>
+        </w:trPr>
+        <w:tc>
+          <w:tcPr>
+            <w:tcW w:type="dxa" w:w="3069"/>
+            <w:tcMar>
+              <w:top w:type="dxa" w:w="60"/>
+              <w:left w:type="dxa" w:w="100"/>
+              <w:bottom w:type="dxa" w:w="60"/>
+              <w:right w:type="dxa" w:w="100"/>
+            </w:tcMar>
+          </w:tcPr>
+          <w:p>
+            <w:pPr>
+              <w:spacing w:after="0" w:line="276"/>
+            </w:pPr>
+            <w:r>
+              <w:rPr>
+                <w:rFonts w:ascii="Calibri" w:cs="Calibri" w:eastAsia="Microsoft JhengHei" w:hAnsi="Calibri"/>
+                <w:sz w:val="21"/>
+                <w:szCs w:val="21"/>
+              </w:rPr>
+              <w:t xml:space="preserve">規格頁</w:t>
+            </w:r>
+          </w:p>
+        </w:tc>
+        <w:tc>
+          <w:tcPr>
+            <w:tcW w:type="dxa" w:w="5957"/>
+            <w:tcMar>
+              <w:top w:type="dxa" w:w="60"/>
+              <w:left w:type="dxa" w:w="100"/>
+              <w:bottom w:type="dxa" w:w="60"/>
+              <w:right w:type="dxa" w:w="100"/>
+            </w:tcMar>
+          </w:tcPr>
+          <w:p>
+            <w:pPr>
+              <w:spacing w:after="0" w:line="276"/>
+            </w:pPr>
+            <w:r>
+              <w:rPr>
+                <w:rFonts w:ascii="Calibri" w:cs="Calibri" w:eastAsia="Microsoft JhengHei" w:hAnsi="Calibri"/>
+                <w:sz w:val="21"/>
+                <w:szCs w:val="21"/>
+              </w:rPr>
+              <w:t xml:space="preserve">後端執行中可開 </w:t>
+            </w:r>
+            <w:hyperlink w:history="1" r:id="rIdgaa0jt33grq55qy44xboj">
+              <w:r>
+                <w:rPr>
+                  <w:rStyle w:val="Hyperlink"/>
+                  <w:rFonts w:ascii="Calibri" w:cs="Calibri" w:eastAsia="Microsoft JhengHei" w:hAnsi="Calibri"/>
+                  <w:sz w:val="21"/>
+                  <w:szCs w:val="21"/>
+                </w:rPr>
+                <w:t xml:space="preserve">http://localhost:8079/docs</w:t>
+              </w:r>
+            </w:hyperlink>
+            <w:r>
+              <w:rPr>
+                <w:rFonts w:ascii="Calibri" w:cs="Calibri" w:eastAsia="Microsoft JhengHei" w:hAnsi="Calibri"/>
+                <w:sz w:val="21"/>
+                <w:szCs w:val="21"/>
+              </w:rPr>
+              <w:t xml:space="preserve"> 看自動產生的 API 說明</w:t>
+            </w:r>
+          </w:p>
+        </w:tc>
+      </w:tr>
+    </w:tbl>
+    <w:p>
+      <w:pPr>
+        <w:spacing w:after="120"/>
+      </w:pPr>
+    </w:p>
+    <w:p>
+      <w:pPr>
+        <w:pStyle w:val="Heading2"/>
+      </w:pPr>
+      <w:r>
+        <w:t xml:space="preserve">6.4 批次測試</w:t>
       </w:r>
     </w:p>
     <w:p>
@@ -4342,7 +5283,7 @@
         <w:pStyle w:val="Heading2"/>
       </w:pPr>
       <w:r>
-        <w:t xml:space="preserve">6.4 查詢對話記錄</w:t>
+        <w:t xml:space="preserve">6.5 查詢對話記錄</w:t>
       </w:r>
     </w:p>
     <w:p>
@@ -9390,7 +10331,7 @@
         </w:rPr>
         <w:t xml:space="preserve"> </w:t>
       </w:r>
-      <w:hyperlink w:history="1" r:id="rIddcryet6h3du9i2fhn95u6">
+      <w:hyperlink w:history="1" r:id="rId1ixkptfbvq2wx2lvndx85">
         <w:r>
           <w:rPr>
             <w:rStyle w:val="Hyperlink"/>

--- a/docs/操作手冊.docx
+++ b/docs/操作手冊.docx
@@ -38,7 +38,7 @@
     </w:p>
     <w:p>
       <w:pPr>
-        <w:spacing w:after="900"/>
+        <w:spacing w:after="200"/>
         <w:jc w:val="center"/>
       </w:pPr>
       <w:r>
@@ -53,26 +53,25 @@
     </w:p>
     <w:p>
       <w:pPr>
-        <w:spacing w:after="120" w:line="300"/>
+        <w:spacing w:after="700"/>
+        <w:jc w:val="center"/>
       </w:pPr>
       <w:r>
         <w:rPr>
           <w:rFonts w:ascii="Calibri" w:cs="Calibri" w:eastAsia="Microsoft JhengHei" w:hAnsi="Calibri"/>
           <w:b/>
           <w:bCs/>
-          <w:sz w:val="21"/>
-          <w:szCs w:val="21"/>
-        </w:rPr>
-        <w:t xml:space="preserve">適用對象：</w:t>
-      </w:r>
-      <w:r>
-        <w:rPr>
-          <w:rFonts w:ascii="Calibri" w:cs="Calibri" w:eastAsia="Microsoft JhengHei" w:hAnsi="Calibri"/>
-          <w:sz w:val="21"/>
-          <w:szCs w:val="21"/>
-        </w:rPr>
-        <w:t xml:space="preserve"> 接手維運本系統、但不一定熟悉程式的人員。本手冊以「照著做」為原則， 每個步驟都附指令；想了解「為什麼」時，再看 </w:t>
-      </w:r>
+          <w:color w:val="2F5496"/>
+          <w:sz w:val="26"/>
+          <w:szCs w:val="26"/>
+        </w:rPr>
+        <w:t xml:space="preserve">ACPIE_Lab</w:t>
+      </w:r>
+    </w:p>
+    <w:p>
+      <w:pPr>
+        <w:spacing w:after="120" w:line="300"/>
+      </w:pPr>
       <w:r>
         <w:rPr>
           <w:rFonts w:ascii="Calibri" w:cs="Calibri" w:eastAsia="Microsoft JhengHei" w:hAnsi="Calibri"/>
@@ -81,15 +80,15 @@
           <w:sz w:val="21"/>
           <w:szCs w:val="21"/>
         </w:rPr>
-        <w:t xml:space="preserve">README.zh-Hant.md</w:t>
-      </w:r>
-      <w:r>
-        <w:rPr>
-          <w:rFonts w:ascii="Calibri" w:cs="Calibri" w:eastAsia="Microsoft JhengHei" w:hAnsi="Calibri"/>
-          <w:sz w:val="21"/>
-          <w:szCs w:val="21"/>
-        </w:rPr>
-        <w:t xml:space="preserve"> 與 </w:t>
+        <w:t xml:space="preserve">適用對象：</w:t>
+      </w:r>
+      <w:r>
+        <w:rPr>
+          <w:rFonts w:ascii="Calibri" w:cs="Calibri" w:eastAsia="Microsoft JhengHei" w:hAnsi="Calibri"/>
+          <w:sz w:val="21"/>
+          <w:szCs w:val="21"/>
+        </w:rPr>
+        <w:t xml:space="preserve"> 接手維運本系統、但不一定熟悉程式的人員。本手冊以「照著做」為原則， 每個步驟都附指令；想了解「為什麼」時，再看 </w:t>
       </w:r>
       <w:r>
         <w:rPr>
@@ -99,21 +98,16 @@
           <w:sz w:val="21"/>
           <w:szCs w:val="21"/>
         </w:rPr>
-        <w:t xml:space="preserve">MAINTENANCE.zh-Hant.md</w:t>
-      </w:r>
-      <w:r>
-        <w:rPr>
-          <w:rFonts w:ascii="Calibri" w:cs="Calibri" w:eastAsia="Microsoft JhengHei" w:hAnsi="Calibri"/>
-          <w:sz w:val="21"/>
-          <w:szCs w:val="21"/>
-        </w:rPr>
-        <w:t xml:space="preserve">。</w:t>
-      </w:r>
-    </w:p>
-    <w:p>
-      <w:pPr>
-        <w:spacing w:after="120" w:line="300"/>
-      </w:pPr>
+        <w:t xml:space="preserve">README.zh-Hant.md</w:t>
+      </w:r>
+      <w:r>
+        <w:rPr>
+          <w:rFonts w:ascii="Calibri" w:cs="Calibri" w:eastAsia="Microsoft JhengHei" w:hAnsi="Calibri"/>
+          <w:sz w:val="21"/>
+          <w:szCs w:val="21"/>
+        </w:rPr>
+        <w:t xml:space="preserve"> 與 </w:t>
+      </w:r>
       <w:r>
         <w:rPr>
           <w:rFonts w:ascii="Calibri" w:cs="Calibri" w:eastAsia="Microsoft JhengHei" w:hAnsi="Calibri"/>
@@ -122,6 +116,29 @@
           <w:sz w:val="21"/>
           <w:szCs w:val="21"/>
         </w:rPr>
+        <w:t xml:space="preserve">MAINTENANCE.zh-Hant.md</w:t>
+      </w:r>
+      <w:r>
+        <w:rPr>
+          <w:rFonts w:ascii="Calibri" w:cs="Calibri" w:eastAsia="Microsoft JhengHei" w:hAnsi="Calibri"/>
+          <w:sz w:val="21"/>
+          <w:szCs w:val="21"/>
+        </w:rPr>
+        <w:t xml:space="preserve">。</w:t>
+      </w:r>
+    </w:p>
+    <w:p>
+      <w:pPr>
+        <w:spacing w:after="120" w:line="300"/>
+      </w:pPr>
+      <w:r>
+        <w:rPr>
+          <w:rFonts w:ascii="Calibri" w:cs="Calibri" w:eastAsia="Microsoft JhengHei" w:hAnsi="Calibri"/>
+          <w:b/>
+          <w:bCs/>
+          <w:sz w:val="21"/>
+          <w:szCs w:val="21"/>
+        </w:rPr>
         <w:t xml:space="preserve">程式儲存庫：</w:t>
       </w:r>
       <w:r>
@@ -132,7 +149,7 @@
         </w:rPr>
         <w:t xml:space="preserve"> </w:t>
       </w:r>
-      <w:hyperlink w:history="1" r:id="rIdq_3uruhd3qlkeguqgktfs">
+      <w:hyperlink w:history="1" r:id="rIdiw4h5uncqxygpda7pxaeb">
         <w:r>
           <w:rPr>
             <w:rStyle w:val="Hyperlink"/>
@@ -143,6 +160,29 @@
           <w:t xml:space="preserve">https://github.com/Kitty2xl/HIWIN_Support_Agent</w:t>
         </w:r>
       </w:hyperlink>
+    </w:p>
+    <w:p>
+      <w:pPr>
+        <w:spacing w:after="120" w:line="300"/>
+      </w:pPr>
+      <w:r>
+        <w:rPr>
+          <w:rFonts w:ascii="Calibri" w:cs="Calibri" w:eastAsia="Microsoft JhengHei" w:hAnsi="Calibri"/>
+          <w:b/>
+          <w:bCs/>
+          <w:sz w:val="21"/>
+          <w:szCs w:val="21"/>
+        </w:rPr>
+        <w:t xml:space="preserve">作者：</w:t>
+      </w:r>
+      <w:r>
+        <w:rPr>
+          <w:rFonts w:ascii="Calibri" w:cs="Calibri" w:eastAsia="Microsoft JhengHei" w:hAnsi="Calibri"/>
+          <w:sz w:val="21"/>
+          <w:szCs w:val="21"/>
+        </w:rPr>
+        <w:t xml:space="preserve"> ACPIE_Lab</w:t>
+      </w:r>
     </w:p>
     <w:p>
       <w:pPr>
@@ -2146,7 +2186,7 @@
             <w:pPr>
               <w:spacing w:after="0" w:line="276"/>
             </w:pPr>
-            <w:hyperlink w:history="1" r:id="rIddwy-okb9ict6ejphvnsi6">
+            <w:hyperlink w:history="1" r:id="rIdt0gh-og1vjhkdw4ib7zr6">
               <w:r>
                 <w:rPr>
                   <w:rStyle w:val="Hyperlink"/>
@@ -2165,7 +2205,7 @@
               </w:rPr>
               <w:t xml:space="preserve"> （展示頁）、</w:t>
             </w:r>
-            <w:hyperlink w:history="1" r:id="rIdme-wezruxpajwnddzuaky">
+            <w:hyperlink w:history="1" r:id="rIdum8bijamzo-qbslq5xdjy">
               <w:r>
                 <w:rPr>
                   <w:rStyle w:val="Hyperlink"/>
@@ -2230,7 +2270,7 @@
             <w:pPr>
               <w:spacing w:after="0" w:line="276"/>
             </w:pPr>
-            <w:hyperlink w:history="1" r:id="rId2pwmkxqafd_sf0nftftqu">
+            <w:hyperlink w:history="1" r:id="rIdob6nkhziuq1juuzeur_rd">
               <w:r>
                 <w:rPr>
                   <w:rStyle w:val="Hyperlink"/>
@@ -2655,7 +2695,7 @@
         </w:rPr>
         <w:t xml:space="preserve">☐ 儲存庫存取權：</w:t>
       </w:r>
-      <w:hyperlink w:history="1" r:id="rIdvnz2flsj2vkuubo7jbkma">
+      <w:hyperlink w:history="1" r:id="rId6duvfh7udr9mey-ptmoi7">
         <w:r>
           <w:rPr>
             <w:rStyle w:val="Hyperlink"/>
@@ -3762,7 +3802,7 @@
         </w:rPr>
         <w:t xml:space="preserve">或直接用瀏覽器開 </w:t>
       </w:r>
-      <w:hyperlink w:history="1" r:id="rId8le0j86vl9mp494b_owio">
+      <w:hyperlink w:history="1" r:id="rIdmybti6e8yr0zho_umrgxr">
         <w:r>
           <w:rPr>
             <w:rStyle w:val="Hyperlink"/>
@@ -3996,7 +4036,7 @@
         </w:rPr>
         <w:t xml:space="preserve">瀏覽器開 </w:t>
       </w:r>
-      <w:hyperlink w:history="1" r:id="rId90xzjuoinuibsflg_-qgm">
+      <w:hyperlink w:history="1" r:id="rId2zkrjkexato3n2k4w7q2i">
         <w:r>
           <w:rPr>
             <w:rStyle w:val="Hyperlink"/>
@@ -5180,7 +5220,7 @@
               </w:rPr>
               <w:t xml:space="preserve">後端執行中可開 </w:t>
             </w:r>
-            <w:hyperlink w:history="1" r:id="rIdgaa0jt33grq55qy44xboj">
+            <w:hyperlink w:history="1" r:id="rIdmskpdzblfxbeocfqqrjc8">
               <w:r>
                 <w:rPr>
                   <w:rStyle w:val="Hyperlink"/>
@@ -10331,7 +10371,7 @@
         </w:rPr>
         <w:t xml:space="preserve"> </w:t>
       </w:r>
-      <w:hyperlink w:history="1" r:id="rId1ixkptfbvq2wx2lvndx85">
+      <w:hyperlink w:history="1" r:id="rId2c9hzoaqclsivkucu20a3">
         <w:r>
           <w:rPr>
             <w:rStyle w:val="Hyperlink"/>
